--- a/Результаты/Лабораторная_10_Buck_Boost_изолированные.docx
+++ b/Результаты/Лабораторная_10_Buck_Boost_изолированные.docx
@@ -39,15 +39,141 @@
         <w:pStyle w:val="Heading2"/>
       </w:pPr>
       <w:r>
-        <w:t>Инструменты</w:t>
+        <w:t>Теория и расчёт (до симуляции)</w:t>
       </w:r>
     </w:p>
     <w:p>
       <w:pPr>
-        <w:pStyle w:val="ListBullet"/>
+        <w:spacing w:after="0" w:before="0"/>
+        <w:ind w:left="240"/>
       </w:pPr>
       <w:r>
-        <w:t>LTspice (модель трансформатора через связанные индуктивности K) или MATLAB/Simulink.</w:t>
+        <w:rPr>
+          <w:rFonts w:ascii="Consolas" w:hAnsi="Consolas"/>
+          <w:sz w:val="20"/>
+        </w:rPr>
+        <w:t>U_вых = U_вх·(N_s/N_p)·D/(1−D)</w:t>
+      </w:r>
+    </w:p>
+    <w:p>
+      <w:r>
+        <w:t xml:space="preserve">Дано: </w:t>
+      </w:r>
+      <w:r>
+        <w:rPr>
+          <w:rFonts w:ascii="Consolas" w:hAnsi="Consolas"/>
+          <w:color w:val="C03030"/>
+          <w:sz w:val="20"/>
+        </w:rPr>
+        <w:t>U_вх = 100 В</w:t>
+      </w:r>
+      <w:r>
+        <w:t xml:space="preserve">, цель </w:t>
+      </w:r>
+      <w:r>
+        <w:rPr>
+          <w:rFonts w:ascii="Consolas" w:hAnsi="Consolas"/>
+          <w:color w:val="C03030"/>
+          <w:sz w:val="20"/>
+        </w:rPr>
+        <w:t>U_вых = 20 В</w:t>
+      </w:r>
+      <w:r>
+        <w:t xml:space="preserve">, </w:t>
+      </w:r>
+      <w:r>
+        <w:rPr>
+          <w:rFonts w:ascii="Consolas" w:hAnsi="Consolas"/>
+          <w:color w:val="C03030"/>
+          <w:sz w:val="20"/>
+        </w:rPr>
+        <w:t>N_s/N_p = 0.25</w:t>
+      </w:r>
+      <w:r>
+        <w:t xml:space="preserve">, </w:t>
+      </w:r>
+      <w:r>
+        <w:rPr>
+          <w:rFonts w:ascii="Consolas" w:hAnsi="Consolas"/>
+          <w:color w:val="C03030"/>
+          <w:sz w:val="20"/>
+        </w:rPr>
+        <w:t>f = 100 кГц</w:t>
+      </w:r>
+      <w:r>
+        <w:t>.</w:t>
+      </w:r>
+    </w:p>
+    <w:p>
+      <w:pPr>
+        <w:spacing w:after="0" w:before="0"/>
+        <w:ind w:left="240"/>
+      </w:pPr>
+      <w:r>
+        <w:rPr>
+          <w:rFonts w:ascii="Consolas" w:hAnsi="Consolas"/>
+          <w:sz w:val="20"/>
+        </w:rPr>
+        <w:t>20 = 100·0.25·D/(1−D) → 20 = 25·D/(1−D) → 0.8(1−D) = D → D = 0.444</w:t>
+      </w:r>
+    </w:p>
+    <w:p>
+      <w:r>
+        <w:t xml:space="preserve">Первичная индуктивность (для CCM, граница): </w:t>
+      </w:r>
+      <w:r>
+        <w:rPr>
+          <w:rFonts w:ascii="Consolas" w:hAnsi="Consolas"/>
+          <w:color w:val="C03030"/>
+          <w:sz w:val="20"/>
+        </w:rPr>
+        <w:t>L_p ≈ U_вх²·D²/(2·f·P_вых)</w:t>
+      </w:r>
+      <w:r>
+        <w:t>.</w:t>
+      </w:r>
+    </w:p>
+    <w:p>
+      <w:r>
+        <w:t xml:space="preserve">При </w:t>
+      </w:r>
+      <w:r>
+        <w:rPr>
+          <w:rFonts w:ascii="Consolas" w:hAnsi="Consolas"/>
+          <w:color w:val="C03030"/>
+          <w:sz w:val="20"/>
+        </w:rPr>
+        <w:t>P_вых = 20 Вт</w:t>
+      </w:r>
+      <w:r>
+        <w:t xml:space="preserve">: </w:t>
+      </w:r>
+      <w:r>
+        <w:rPr>
+          <w:rFonts w:ascii="Consolas" w:hAnsi="Consolas"/>
+          <w:color w:val="C03030"/>
+          <w:sz w:val="20"/>
+        </w:rPr>
+        <w:t>L_p ≈ 100²·0.444²/(2·100e3·20) ≈ 493 мкГн</w:t>
+      </w:r>
+      <w:r>
+        <w:t xml:space="preserve"> → берём </w:t>
+      </w:r>
+      <w:r>
+        <w:rPr>
+          <w:rFonts w:ascii="Consolas" w:hAnsi="Consolas"/>
+          <w:color w:val="C03030"/>
+          <w:sz w:val="20"/>
+        </w:rPr>
+        <w:t>500 мкГн</w:t>
+      </w:r>
+      <w:r>
+        <w:t>.</w:t>
+      </w:r>
+    </w:p>
+    <w:p>
+      <w:r>
+        <w:t>────────────────────────────────────────</w:t>
       </w:r>
     </w:p>
     <w:p>
@@ -55,7 +181,15 @@
         <w:pStyle w:val="Heading2"/>
       </w:pPr>
       <w:r>
-        <w:t>Задание</w:t>
+        <w:t>Часть A. Схема (LTspice)</w:t>
+      </w:r>
+    </w:p>
+    <w:p>
+      <w:pPr>
+        <w:pStyle w:val="Heading3"/>
+      </w:pPr>
+      <w:r>
+        <w:t>A1. Трансформатор через связанные индуктивности</w:t>
       </w:r>
     </w:p>
     <w:p>
@@ -63,7 +197,29 @@
         <w:pStyle w:val="ListNumber"/>
       </w:pPr>
       <w:r>
-        <w:t>Задайте трансформатор: L_p, коэффициент связи K, N_s/N_p. Учтите индуктивность рассеяния.</w:t>
+        <w:t xml:space="preserve">Первичная </w:t>
+      </w:r>
+      <w:r>
+        <w:rPr>
+          <w:rFonts w:ascii="Consolas" w:hAnsi="Consolas"/>
+          <w:color w:val="C03030"/>
+          <w:sz w:val="20"/>
+        </w:rPr>
+        <w:t>Lp = 500 мкГн</w:t>
+      </w:r>
+      <w:r>
+        <w:t xml:space="preserve">, вторичная </w:t>
+      </w:r>
+      <w:r>
+        <w:rPr>
+          <w:rFonts w:ascii="Consolas" w:hAnsi="Consolas"/>
+          <w:color w:val="C03030"/>
+          <w:sz w:val="20"/>
+        </w:rPr>
+        <w:t>Ls = Lp·(N_s/N_p)² = 500·0.0625 ≈ 31 мкГн</w:t>
+      </w:r>
+      <w:r>
+        <w:t>.</w:t>
       </w:r>
     </w:p>
     <w:p>
@@ -71,7 +227,18 @@
         <w:pStyle w:val="ListNumber"/>
       </w:pPr>
       <w:r>
-        <w:t>Соберите Flyback: ключ на первичной стороне, диод и C на вторичной.</w:t>
+        <w:t xml:space="preserve">Связь: директива </w:t>
+      </w:r>
+      <w:r>
+        <w:rPr>
+          <w:rFonts w:ascii="Consolas" w:hAnsi="Consolas"/>
+          <w:color w:val="C03030"/>
+          <w:sz w:val="20"/>
+        </w:rPr>
+        <w:t>K1 Lp Ls 0.99</w:t>
+      </w:r>
+      <w:r>
+        <w:t xml:space="preserve"> (коэффициент связи 0.99 — учитывает рассеяние).</w:t>
       </w:r>
     </w:p>
     <w:p>
@@ -79,7 +246,24 @@
         <w:pStyle w:val="ListNumber"/>
       </w:pPr>
       <w:r>
-        <w:t>Снимите U_вых при D = 0.3 и 0.5, сравните с формулой.</w:t>
+        <w:t xml:space="preserve">Точки обмоток включить </w:t>
+      </w:r>
+      <w:r>
+        <w:rPr>
+          <w:b/>
+        </w:rPr>
+        <w:t>встречно</w:t>
+      </w:r>
+      <w:r>
+        <w:t xml:space="preserve"> (Flyback): ток вторички течёт при закрытом ключе.</w:t>
+      </w:r>
+    </w:p>
+    <w:p>
+      <w:pPr>
+        <w:pStyle w:val="Heading3"/>
+      </w:pPr>
+      <w:r>
+        <w:t>A2. Силовая часть</w:t>
       </w:r>
     </w:p>
     <w:p>
@@ -87,7 +271,48 @@
         <w:pStyle w:val="ListNumber"/>
       </w:pPr>
       <w:r>
-        <w:t>Снимите токи первичной и вторичной обмоток (поочерёдное накопление/отдача энергии).</w:t>
+        <w:rPr>
+          <w:rFonts w:ascii="Consolas" w:hAnsi="Consolas"/>
+          <w:color w:val="C03030"/>
+          <w:sz w:val="20"/>
+        </w:rPr>
+        <w:t>V1 = 100 В</w:t>
+      </w:r>
+      <w:r>
+        <w:t xml:space="preserve"> → Lp → MOSFET (ключ на землю), управление </w:t>
+      </w:r>
+      <w:r>
+        <w:rPr>
+          <w:rFonts w:ascii="Consolas" w:hAnsi="Consolas"/>
+          <w:color w:val="C03030"/>
+          <w:sz w:val="20"/>
+        </w:rPr>
+        <w:t>PULSE</w:t>
+      </w:r>
+      <w:r>
+        <w:t xml:space="preserve">, </w:t>
+      </w:r>
+      <w:r>
+        <w:rPr>
+          <w:rFonts w:ascii="Consolas" w:hAnsi="Consolas"/>
+          <w:color w:val="C03030"/>
+          <w:sz w:val="20"/>
+        </w:rPr>
+        <w:t>D = 0.444</w:t>
+      </w:r>
+      <w:r>
+        <w:t xml:space="preserve">, </w:t>
+      </w:r>
+      <w:r>
+        <w:rPr>
+          <w:rFonts w:ascii="Consolas" w:hAnsi="Consolas"/>
+          <w:color w:val="C03030"/>
+          <w:sz w:val="20"/>
+        </w:rPr>
+        <w:t>f = 100 кГц</w:t>
+      </w:r>
+      <w:r>
+        <w:t>.</w:t>
       </w:r>
     </w:p>
     <w:p>
@@ -95,16 +320,138 @@
         <w:pStyle w:val="ListNumber"/>
       </w:pPr>
       <w:r>
-        <w:t xml:space="preserve">Добавьте </w:t>
+        <w:t xml:space="preserve">Вторичка Ls → диод (fast) → </w:t>
+      </w:r>
+      <w:r>
+        <w:rPr>
+          <w:rFonts w:ascii="Consolas" w:hAnsi="Consolas"/>
+          <w:color w:val="C03030"/>
+          <w:sz w:val="20"/>
+        </w:rPr>
+        <w:t>C = 100 мкФ</w:t>
+      </w:r>
+      <w:r>
+        <w:t xml:space="preserve"> → нагрузка </w:t>
+      </w:r>
+      <w:r>
+        <w:rPr>
+          <w:rFonts w:ascii="Consolas" w:hAnsi="Consolas"/>
+          <w:color w:val="C03030"/>
+          <w:sz w:val="20"/>
+        </w:rPr>
+        <w:t>R = 20 Ом</w:t>
+      </w:r>
+      <w:r>
+        <w:t>.</w:t>
+      </w:r>
+    </w:p>
+    <w:p>
+      <w:pPr>
+        <w:pStyle w:val="Heading3"/>
+      </w:pPr>
+      <w:r>
+        <w:t>A3. Анализ</w:t>
+      </w:r>
+    </w:p>
+    <w:p>
+      <w:pPr>
+        <w:pStyle w:val="ListNumber"/>
+      </w:pPr>
+      <w:r>
+        <w:rPr>
+          <w:rFonts w:ascii="Consolas" w:hAnsi="Consolas"/>
+          <w:color w:val="C03030"/>
+          <w:sz w:val="20"/>
+        </w:rPr>
+        <w:t>.tran 0 2m 1m 50n</w:t>
+      </w:r>
+      <w:r>
+        <w:t>.</w:t>
+      </w:r>
+    </w:p>
+    <w:p>
+      <w:pPr>
+        <w:pStyle w:val="ListNumber"/>
+      </w:pPr>
+      <w:r>
+        <w:t xml:space="preserve">Снимите </w:t>
+      </w:r>
+      <w:r>
+        <w:rPr>
+          <w:rFonts w:ascii="Consolas" w:hAnsi="Consolas"/>
+          <w:color w:val="C03030"/>
+          <w:sz w:val="20"/>
+        </w:rPr>
+        <w:t>V(вых)</w:t>
+      </w:r>
+      <w:r>
+        <w:t xml:space="preserve"> — проверьте ≈ 20 В. Повторите для </w:t>
+      </w:r>
+      <w:r>
+        <w:rPr>
+          <w:rFonts w:ascii="Consolas" w:hAnsi="Consolas"/>
+          <w:color w:val="C03030"/>
+          <w:sz w:val="20"/>
+        </w:rPr>
+        <w:t>D = 0.3</w:t>
+      </w:r>
+      <w:r>
+        <w:t xml:space="preserve"> и </w:t>
+      </w:r>
+      <w:r>
+        <w:rPr>
+          <w:rFonts w:ascii="Consolas" w:hAnsi="Consolas"/>
+          <w:color w:val="C03030"/>
+          <w:sz w:val="20"/>
+        </w:rPr>
+        <w:t>D = 0.5</w:t>
+      </w:r>
+      <w:r>
+        <w:t>.</w:t>
+      </w:r>
+    </w:p>
+    <w:p>
+      <w:pPr>
+        <w:pStyle w:val="ListNumber"/>
+      </w:pPr>
+      <w:r>
+        <w:t xml:space="preserve">Снимите токи </w:t>
+      </w:r>
+      <w:r>
+        <w:rPr>
+          <w:rFonts w:ascii="Consolas" w:hAnsi="Consolas"/>
+          <w:color w:val="C03030"/>
+          <w:sz w:val="20"/>
+        </w:rPr>
+        <w:t>I(Lp)</w:t>
+      </w:r>
+      <w:r>
+        <w:t xml:space="preserve"> и </w:t>
+      </w:r>
+      <w:r>
+        <w:rPr>
+          <w:rFonts w:ascii="Consolas" w:hAnsi="Consolas"/>
+          <w:color w:val="C03030"/>
+          <w:sz w:val="20"/>
+        </w:rPr>
+        <w:t>I(Ls)</w:t>
+      </w:r>
+      <w:r>
+        <w:t xml:space="preserve"> — убедитесь, что они текут </w:t>
       </w:r>
       <w:r>
         <w:rPr>
           <w:b/>
         </w:rPr>
-        <w:t>RCD-снаббер</w:t>
+        <w:t>поочерёдно</w:t>
       </w:r>
       <w:r>
-        <w:t>, оцените снижение выброса напряжения на ключе.</w:t>
+        <w:t xml:space="preserve"> (накопление/отдача).</w:t>
+      </w:r>
+    </w:p>
+    <w:p>
+      <w:r>
+        <w:t>────────────────────────────────────────</w:t>
       </w:r>
     </w:p>
     <w:p>
@@ -112,27 +459,145 @@
         <w:pStyle w:val="Heading2"/>
       </w:pPr>
       <w:r>
-        <w:t>Расчётная часть</w:t>
+        <w:t>Часть B. Перенапряжение и RCD-снаббер</w:t>
+      </w:r>
+    </w:p>
+    <w:p>
+      <w:pPr>
+        <w:pStyle w:val="Heading3"/>
+      </w:pPr>
+      <w:r>
+        <w:t>B1. Без снаббера</w:t>
       </w:r>
     </w:p>
     <w:p>
       <w:r>
-        <w:t>| D | U_вых расчёт | U_вых сим. | U_пик на ключе (без/со снаббером) |</w:t>
+        <w:t xml:space="preserve">Снимите напряжение на стоке ключа </w:t>
+      </w:r>
+      <w:r>
+        <w:rPr>
+          <w:rFonts w:ascii="Consolas" w:hAnsi="Consolas"/>
+          <w:color w:val="C03030"/>
+          <w:sz w:val="20"/>
+        </w:rPr>
+        <w:t>V(сток)</w:t>
+      </w:r>
+      <w:r>
+        <w:t xml:space="preserve"> при выключении — увидите выброс выше </w:t>
+      </w:r>
+      <w:r>
+        <w:rPr>
+          <w:rFonts w:ascii="Consolas" w:hAnsi="Consolas"/>
+          <w:color w:val="C03030"/>
+          <w:sz w:val="20"/>
+        </w:rPr>
+        <w:t>U_вх + U_вых·N_p/N_s</w:t>
+      </w:r>
+      <w:r>
+        <w:t xml:space="preserve"> из-за индуктивности рассеяния.</w:t>
+      </w:r>
+    </w:p>
+    <w:p>
+      <w:pPr>
+        <w:pStyle w:val="Heading3"/>
+      </w:pPr>
+      <w:r>
+        <w:t>B2. RCD-снаббер</w:t>
+      </w:r>
+    </w:p>
+    <w:p>
+      <w:pPr>
+        <w:pStyle w:val="ListNumber"/>
+      </w:pPr>
+      <w:r>
+        <w:t xml:space="preserve">Параллельно первичке: диод (fast) → узел снаббера; </w:t>
+      </w:r>
+      <w:r>
+        <w:rPr>
+          <w:rFonts w:ascii="Consolas" w:hAnsi="Consolas"/>
+          <w:color w:val="C03030"/>
+          <w:sz w:val="20"/>
+        </w:rPr>
+        <w:t>C_sn = 1 нФ</w:t>
+      </w:r>
+      <w:r>
+        <w:t xml:space="preserve">, </w:t>
+      </w:r>
+      <w:r>
+        <w:rPr>
+          <w:rFonts w:ascii="Consolas" w:hAnsi="Consolas"/>
+          <w:color w:val="C03030"/>
+          <w:sz w:val="20"/>
+        </w:rPr>
+        <w:t>R_sn = 10 кОм</w:t>
+      </w:r>
+      <w:r>
+        <w:t xml:space="preserve"> параллельно C.</w:t>
+      </w:r>
+    </w:p>
+    <w:p>
+      <w:pPr>
+        <w:pStyle w:val="ListNumber"/>
+      </w:pPr>
+      <w:r>
+        <w:t xml:space="preserve">Снова снимите </w:t>
+      </w:r>
+      <w:r>
+        <w:rPr>
+          <w:rFonts w:ascii="Consolas" w:hAnsi="Consolas"/>
+          <w:color w:val="C03030"/>
+          <w:sz w:val="20"/>
+        </w:rPr>
+        <w:t>V(сток)</w:t>
+      </w:r>
+      <w:r>
+        <w:t xml:space="preserve"> — выброс ограничен.</w:t>
+      </w:r>
+    </w:p>
+    <w:p>
+      <w:pPr>
+        <w:pStyle w:val="ListNumber"/>
+      </w:pPr>
+      <w:r>
+        <w:t>Сравните пиковое напряжение без/со снаббером.</w:t>
       </w:r>
     </w:p>
     <w:p>
       <w:r>
-        <w:t>|---|--------------|------------|------------------------------------|</w:t>
+        <w:t>────────────────────────────────────────</w:t>
+      </w:r>
+    </w:p>
+    <w:p>
+      <w:pPr>
+        <w:pStyle w:val="Heading2"/>
+      </w:pPr>
+      <w:r>
+        <w:t>Таблица результатов</w:t>
       </w:r>
     </w:p>
     <w:p>
       <w:r>
-        <w:t>| 0.3 | | | |</w:t>
+        <w:t>| D | U_вых расчёт | U_вых сим. | U_пик сток (без) | U_пик сток (снаббер) |</w:t>
       </w:r>
     </w:p>
     <w:p>
       <w:r>
-        <w:t>| 0.5 | | | |</w:t>
+        <w:t>|---|--------------|------------|-------------------|----------------------|</w:t>
+      </w:r>
+    </w:p>
+    <w:p>
+      <w:r>
+        <w:t>| 0.3 | 10.7 В | | | |</w:t>
+      </w:r>
+    </w:p>
+    <w:p>
+      <w:r>
+        <w:t>| 0.444 | 20 В | | | |</w:t>
+      </w:r>
+    </w:p>
+    <w:p>
+      <w:r>
+        <w:t>| 0.5 | 25 В | | | |</w:t>
       </w:r>
     </w:p>
     <w:p>
@@ -169,6 +634,14 @@
     </w:p>
     <w:p>
       <w:pPr>
+        <w:pStyle w:val="ListNumber"/>
+      </w:pPr>
+      <w:r>
+        <w:t>Зачем нужна гальваническая развязка в сетевых ИВЭП?</w:t>
+      </w:r>
+    </w:p>
+    <w:p>
+      <w:pPr>
         <w:pStyle w:val="Heading2"/>
       </w:pPr>
       <w:r>
@@ -177,7 +650,7 @@
     </w:p>
     <w:p>
       <w:r>
-        <w:t>Цель → параметры трансформатора → схема → осциллограммы токов и U_вых → эффект снаббера → выводы.</w:t>
+        <w:t>Цель → расчёт → параметры трансформатора → схема → осциллограммы токов и U_вых → эффект снаббера → выводы.</w:t>
       </w:r>
     </w:p>
     <w:sectPr>
